--- a/daily-reports/2026-10-31/report.docx
+++ b/daily-reports/2026-10-31/report.docx
@@ -28,28 +28,28 @@
         <w:pStyle w:val="Heading2"/>
       </w:pPr>
       <w:r>
-        <w:t>1. unclebob/ub-mode  ⭐ 5,459</w:t>
+        <w:t>1. unclebob/ub-mode  ⭐ 5,466</w:t>
       </w:r>
     </w:p>
     <w:p>
       <w:r>
-        <w:t>语言：未知 ｜ Stars：5,459 ｜ Forks：301</w:t>
+        <w:t>语言：未知 ｜ Stars：5,466 ｜ Forks：301</w:t>
         <w:br/>
       </w:r>
       <w:r>
-        <w:t>这是什么：这是一个给代码编辑器（很可能是 Emacs）用的配置模式，由知名软件工程师 Uncle Bob 制作。它把一套写代码的习惯和快捷键打包好，让你照着用。</w:t>
+        <w:t>这是什么：这是一个给代码编辑器用的“模式插件”，作者是知名编程导师 Uncle Bob。它主要帮你按一套固定的写作规范来写代码，让编辑器自动配合这种风格。</w:t>
         <w:br/>
       </w:r>
       <w:r>
-        <w:t>能用来做什么：适合想学习 Uncle Bob 编程风格、或者想快速给自己的编辑器装上一套现成配置的人。</w:t>
+        <w:t>能用来做什么：适合想养成良好编码习惯的人，在写代码时让编辑器自动按规范提示和整理。</w:t>
         <w:br/>
       </w:r>
       <w:r>
-        <w:t>适用领域：代码编辑、编程学习、软件开发</w:t>
+        <w:t>适用领域：编程学习、软件开发、代码规范训练</w:t>
         <w:br/>
       </w:r>
       <w:r>
-        <w:t>对新手有什么帮助：对新手来说，可以借此了解专业程序员是怎么设置写代码环境的，但需要先有一点编辑器使用基础。</w:t>
+        <w:t>对新手有什么帮助：适合零基础新手跟着规范练习写代码，减少“不知道怎么写才规范”的困惑。</w:t>
         <w:br/>
       </w:r>
       <w:r>
@@ -61,20 +61,20 @@
         <w:pStyle w:val="Heading2"/>
       </w:pPr>
       <w:r>
-        <w:t>2. anhao/ai-pose-gallery-zh  ⭐ 4,165</w:t>
+        <w:t>2. anhao/ai-pose-gallery-zh  ⭐ 4,180</w:t>
       </w:r>
     </w:p>
     <w:p>
       <w:r>
-        <w:t>语言：TypeScript ｜ Stars：4,165 ｜ Forks：1,062</w:t>
+        <w:t>语言：TypeScript ｜ Stars：4,180 ｜ Forks：1,065</w:t>
         <w:br/>
       </w:r>
       <w:r>
-        <w:t>这是什么：这是一个中文版的 AI 绘画姿势参考图库，收录了 1439 组、共 2878 张图片，全部做了汉化。它是一个纯静态网页画廊，不需要安装任何额外依赖就能打开浏览。</w:t>
+        <w:t>这是什么：这是一个中文版的 AI 绘画姿势参考图库，收录了 1439 组、共 2878 张图片，全部做了汉化。它本身是一个不需要安装额外依赖的静态网页画廊，打开就能浏览。</w:t>
         <w:br/>
       </w:r>
       <w:r>
-        <w:t>能用来做什么：画师或 AI 绘画爱好者可以在这里找人物姿势参考，用来生成图片或辅助绘画创作。</w:t>
+        <w:t>能用来做什么：画师或 AI 绘画爱好者可以在这里找人物姿势参考，用来构思画面或写绘画提示词。</w:t>
         <w:br/>
       </w:r>
       <w:r>
@@ -82,7 +82,7 @@
         <w:br/>
       </w:r>
       <w:r>
-        <w:t>对新手有什么帮助：零基础也能直接打开网页看图找灵感，是学习 AI 绘画构图和姿势的现成素材库。</w:t>
+        <w:t>对新手有什么帮助：新手可以直接打开网页看图找灵感，不用懂编程也能用，是学习 AI 绘画构图的好素材库。</w:t>
         <w:br/>
       </w:r>
       <w:r>
@@ -94,28 +94,28 @@
         <w:pStyle w:val="Heading2"/>
       </w:pPr>
       <w:r>
-        <w:t>3. interplains/Zero-Breach-Toolkit  ⭐ 3,907</w:t>
+        <w:t>3. interplains/Zero-Breach-Toolkit  ⭐ 3,908</w:t>
       </w:r>
     </w:p>
     <w:p>
       <w:r>
-        <w:t>语言：Python ｜ Stars：3,907 ｜ Forks：418</w:t>
+        <w:t>语言：Python ｜ Stars：3,908 ｜ Forks：419</w:t>
         <w:br/>
       </w:r>
       <w:r>
-        <w:t>这是什么：这是一套免费开源的离线检查工具，用来查找电脑或手机里是否留有已知雇佣兵间谍软件的痕迹。它支持 Windows、macOS、Linux，也能检查安卓手机和 iPhone 备份。</w:t>
+        <w:t>这是什么：这是一套免费开源的离线检查工具，用来排查电脑或手机里有没有已知“雇佣兵间谍软件”的痕迹。它支持 Windows、macOS、Linux，也能检查安卓手机和 iPhone 备份。</w:t>
         <w:br/>
       </w:r>
       <w:r>
-        <w:t>能用来做什么：当你怀疑自己的设备被监控时，可以运行它做一次本地自查，不用联网也不上传数据。</w:t>
+        <w:t>能用来做什么：当怀疑设备被监控时，可以离线运行它做一次自查，看看有没有可疑痕迹。</w:t>
         <w:br/>
       </w:r>
       <w:r>
-        <w:t>适用领域：隐私安全、手机取证、个人设备检查</w:t>
+        <w:t>适用领域：隐私安全、设备检测、数字取证</w:t>
         <w:br/>
       </w:r>
       <w:r>
-        <w:t>对新手有什么帮助：适合关心隐私安全的普通用户，能帮你快速判断设备是否有可疑痕迹，操作门槛不高。</w:t>
+        <w:t>对新手有什么帮助：适合关心隐私的新手按说明做基础自查，了解间谍软件检测是怎么回事，但复杂结果仍需专业人士解读。</w:t>
         <w:br/>
       </w:r>
       <w:r>
@@ -127,28 +127,28 @@
         <w:pStyle w:val="Heading2"/>
       </w:pPr>
       <w:r>
-        <w:t>4. designfuchen/word-atlas  ⭐ 3,424</w:t>
+        <w:t>4. designfuchen/word-atlas  ⭐ 3,427</w:t>
       </w:r>
     </w:p>
     <w:p>
       <w:r>
-        <w:t>语言：TypeScript ｜ Stars：3,424 ｜ Forks：746</w:t>
+        <w:t>语言：TypeScript ｜ Stars：3,427 ｜ Forks：748</w:t>
         <w:br/>
       </w:r>
       <w:r>
-        <w:t>这是什么：这是一个叫“词光”的雅思词汇学习应用，收录了 7298 个单词，配有英式和美式发音，还用 FSRS 记忆算法帮你安排复习。它既是开源应用，也公开了词库数据。</w:t>
+        <w:t>这是什么：这是一个叫“词光”的雅思词汇学习应用，收录 7298 个单词，配有英式和美式发音，还用 FSRS 记忆算法安排复习。它既是开源应用，也公开了可商用的词库数据。</w:t>
         <w:br/>
       </w:r>
       <w:r>
-        <w:t>能用来做什么：备考雅思的人可以用它背单词、听发音、按科学节奏复习巩固。</w:t>
+        <w:t>能用来做什么：备考雅思的人可以每天用它背单词、听发音，并按算法提醒复习。</w:t>
         <w:br/>
       </w:r>
       <w:r>
-        <w:t>适用领域：英语学习、雅思备考、词汇记忆</w:t>
+        <w:t>适用领域：英语学习、雅思备考、教育软件</w:t>
         <w:br/>
       </w:r>
       <w:r>
-        <w:t>对新手有什么帮助：适合零基础或备考雅思的读者直接拿来背单词，内置的复习算法能帮你更高效地记住词汇。</w:t>
+        <w:t>对新手有什么帮助：零基础或备考新手可以直接拿来背单词，复习节奏由算法帮你安排，省去自己规划。</w:t>
         <w:br/>
       </w:r>
       <w:r>
@@ -160,28 +160,28 @@
         <w:pStyle w:val="Heading2"/>
       </w:pPr>
       <w:r>
-        <w:t>5. ccch1mneyyy/dsh-Go  ⭐ 2,882</w:t>
+        <w:t>5. ccch1mneyyy/dsh-Go  ⭐ 2,908</w:t>
       </w:r>
     </w:p>
     <w:p>
       <w:r>
-        <w:t>语言：Dart ｜ Stars：2,882 ｜ Forks：122</w:t>
+        <w:t>语言：Dart ｜ Stars：2,908 ｜ Forks：126</w:t>
         <w:br/>
       </w:r>
       <w:r>
-        <w:t>这是什么：这是把 DeepSeek 的 AI 助手“装进口袋”的工具，可以在手机本机运行，也能用手机远程操控你的电脑。</w:t>
+        <w:t>这是什么：这是一个把 DeepSeek 的“操作台”装进口袋的工具，可以在手机本机运行，也能用手机远程遥控你的电脑。</w:t>
         <w:br/>
       </w:r>
       <w:r>
-        <w:t>能用来做什么：出门在外时用手机随时调用 AI 助手，或者远程让家里的电脑帮你干活。</w:t>
+        <w:t>能用来做什么：出门在外时用手机连回电脑执行任务，或直接在手机上使用 DeepSeek 相关功能。</w:t>
         <w:br/>
       </w:r>
       <w:r>
-        <w:t>适用领域：AI 助手、移动端应用、远程控制</w:t>
+        <w:t>适用领域：远程控制、AI 工具使用、移动办公</w:t>
         <w:br/>
       </w:r>
       <w:r>
-        <w:t>对新手有什么帮助：对新手来说，可以低门槛体验在手机上使用 AI 并遥控电脑，适合想尝试 AI 工具联动的人。</w:t>
+        <w:t>对新手有什么帮助：适合想随时随地用 AI 工具的新手，不用深入配置就能体验手机遥控电脑的便利。</w:t>
         <w:br/>
       </w:r>
       <w:r>
@@ -212,7 +212,7 @@
         <w:t>Wall Street closes sharply lower as AI cash burn fears spark tech selloff</w:t>
       </w:r>
       <w:r>
-        <w:t>（👍 52）</w:t>
+        <w:t>（👍 53）</w:t>
       </w:r>
       <w:r>
         <w:br/>
@@ -220,7 +220,7 @@
       </w:r>
       <w:r>
         <w:br/>
-        <w:t>摘要：华尔街因担忧AI领域现金消耗过快而大幅收跌，科技股遭抛售，反映市场对AI巨额投入能否带来回报的疑虑升温。</w:t>
+        <w:t>摘要：华尔街因担忧AI领域现金消耗过快而出现科技股抛售，主要股指大幅收跌，反映市场对AI投资回报周期的焦虑情绪升温。</w:t>
       </w:r>
     </w:p>
     <w:p>
@@ -239,7 +239,7 @@
       </w:r>
       <w:r>
         <w:br/>
-        <w:t>摘要：巴西航空工业旗下Atech计划到2030年规模翻倍，重点发展无人机交通管制业务，显示无人机空域管理正成为新兴增长赛道。</w:t>
+        <w:t>摘要：巴西航空工业旗下Atech计划到2030年规模翻倍，重点布局无人机交通管制业务，显示无人机空域管理正成为新兴增长赛道。</w:t>
       </w:r>
     </w:p>
     <w:p>
@@ -263,7 +263,7 @@
       </w:r>
       <w:r>
         <w:br/>
-        <w:t>摘要：英伟达团队基于MiniMax H3开源视频增强方案，最高支持4K视频重生成，体现开源视频生成模型在画质提升上的实用进展。</w:t>
+        <w:t>摘要：英伟达团队基于MiniMax H3开源模型推出视频增强方案，最高支持4K视频重生成，体现开源视频生成模型在画质提升方向的应用潜力。</w:t>
       </w:r>
     </w:p>
     <w:p>
@@ -287,7 +287,7 @@
       </w:r>
       <w:r>
         <w:br/>
-        <w:t>摘要：智盾SSAI作为面向人工智能时代的新型安全基础设施亮相，聚焦AI系统自身的安全防护需求。</w:t>
+        <w:t>摘要：智盾SSAI作为面向人工智能时代的新型安全基础设施亮相，聚焦AI系统安全防护需求，值得关注AI安全基础设施的落地进展。</w:t>
       </w:r>
     </w:p>
     <w:sectPr>
